--- a/LAB5/11DHCNPM1_Lab5_1150080082_TranHoQuangVinh.docx
+++ b/LAB5/11DHCNPM1_Lab5_1150080082_TranHoQuangVinh.docx
@@ -15,6 +15,16 @@
           <w:bCs/>
         </w:rPr>
         <w:t>Link video:</w:t>
+      </w:r>
+      <w:r>
+        <w:t xml:space="preserve"> </w:t>
+      </w:r>
+      <w:r>
+        <w:rPr>
+          <w:b/>
+          <w:bCs/>
+        </w:rPr>
+        <w:t>https://youtu.be/HgU15K8JrB0</w:t>
       </w:r>
     </w:p>
     <w:p>
@@ -1472,6 +1482,7 @@
   <w:style w:type="character" w:default="1" w:styleId="Phngmcinhcuaoanvn">
     <w:name w:val="Default Paragraph Font"/>
     <w:uiPriority w:val="1"/>
+    <w:semiHidden/>
     <w:unhideWhenUsed/>
   </w:style>
   <w:style w:type="table" w:default="1" w:styleId="BangThngthng">

--- a/LAB5/11DHCNPM1_Lab5_1150080082_TranHoQuangVinh.docx
+++ b/LAB5/11DHCNPM1_Lab5_1150080082_TranHoQuangVinh.docx
@@ -39,15 +39,7 @@
           <w:b/>
           <w:bCs/>
         </w:rPr>
-        <w:br w:type="page"/>
-      </w:r>
-      <w:r>
-        <w:rPr>
-          <w:b/>
-          <w:bCs/>
-        </w:rPr>
-        <w:lastRenderedPageBreak/>
-        <w:t>CÂU HỎI VÀ ĐÁP ÁN GỢI Ý</w:t>
+        <w:t>CÂU HỎI</w:t>
       </w:r>
     </w:p>
     <w:p>
